--- a/Git -cheat_sheet.docx
+++ b/Git -cheat_sheet.docx
@@ -1,6 +1,6 @@
 
 <file path=word/document.xml><?xml version="1.0" encoding="utf-8"?>
-<w:document xmlns:wpc="http://schemas.microsoft.com/office/word/2010/wordprocessingCanvas" xmlns:cx="http://schemas.microsoft.com/office/drawing/2014/chartex" xmlns:cx1="http://schemas.microsoft.com/office/drawing/2015/9/8/chartex" xmlns:cx2="http://schemas.microsoft.com/office/drawing/2015/10/21/chartex" xmlns:cx3="http://schemas.microsoft.com/office/drawing/2016/5/9/chartex" xmlns:cx4="http://schemas.microsoft.com/office/drawing/2016/5/10/chartex" xmlns:cx5="http://schemas.microsoft.com/office/drawing/2016/5/11/chartex" xmlns:cx6="http://schemas.microsoft.com/office/drawing/2016/5/12/chartex" xmlns:cx7="http://schemas.microsoft.com/office/drawing/2016/5/13/chartex" xmlns:cx8="http://schemas.microsoft.com/office/drawing/2016/5/14/chartex" xmlns:mc="http://schemas.openxmlformats.org/markup-compatibility/2006" xmlns:aink="http://schemas.microsoft.com/office/drawing/2016/ink" xmlns:am3d="http://schemas.microsoft.com/office/drawing/2017/model3d" xmlns:o="urn:schemas-microsoft-com:office:office" xmlns:oel="http://schemas.microsoft.com/office/2019/extlst" xmlns:r="http://schemas.openxmlformats.org/officeDocument/2006/relationships" xmlns:m="http://schemas.openxmlformats.org/officeDocument/2006/math" xmlns:v="urn:schemas-microsoft-com:vml" xmlns:wp14="http://schemas.microsoft.com/office/word/2010/wordprocessingDrawing" xmlns:wp="http://schemas.openxmlformats.org/drawingml/2006/wordprocessingDrawing" xmlns:w10="urn:schemas-microsoft-com:office:word" xmlns:w="http://schemas.openxmlformats.org/wordprocessingml/2006/main" xmlns:w14="http://schemas.microsoft.com/office/word/2010/wordml" xmlns:w15="http://schemas.microsoft.com/office/word/2012/wordml" xmlns:w16cex="http://schemas.microsoft.com/office/word/2018/wordml/cex" xmlns:w16cid="http://schemas.microsoft.com/office/word/2016/wordml/cid" xmlns:w16="http://schemas.microsoft.com/office/word/2018/wordml" xmlns:w16du="http://schemas.microsoft.com/office/word/2023/wordml/word16du" xmlns:w16sdtdh="http://schemas.microsoft.com/office/word/2020/wordml/sdtdatahash" xmlns:w16se="http://schemas.microsoft.com/office/word/2015/wordml/symex" xmlns:wpg="http://schemas.microsoft.com/office/word/2010/wordprocessingGroup" xmlns:wpi="http://schemas.microsoft.com/office/word/2010/wordprocessingInk" xmlns:wne="http://schemas.microsoft.com/office/word/2006/wordml" xmlns:wps="http://schemas.microsoft.com/office/word/2010/wordprocessingShape" mc:Ignorable="w14 w15 w16se w16cid w16 w16cex w16sdtdh w16du wp14">
+<w:document xmlns:wpc="http://schemas.microsoft.com/office/word/2010/wordprocessingCanvas" xmlns:cx="http://schemas.microsoft.com/office/drawing/2014/chartex" xmlns:cx1="http://schemas.microsoft.com/office/drawing/2015/9/8/chartex" xmlns:cx2="http://schemas.microsoft.com/office/drawing/2015/10/21/chartex" xmlns:cx3="http://schemas.microsoft.com/office/drawing/2016/5/9/chartex" xmlns:cx4="http://schemas.microsoft.com/office/drawing/2016/5/10/chartex" xmlns:cx5="http://schemas.microsoft.com/office/drawing/2016/5/11/chartex" xmlns:cx6="http://schemas.microsoft.com/office/drawing/2016/5/12/chartex" xmlns:cx7="http://schemas.microsoft.com/office/drawing/2016/5/13/chartex" xmlns:cx8="http://schemas.microsoft.com/office/drawing/2016/5/14/chartex" xmlns:mc="http://schemas.openxmlformats.org/markup-compatibility/2006" xmlns:aink="http://schemas.microsoft.com/office/drawing/2016/ink" xmlns:am3d="http://schemas.microsoft.com/office/drawing/2017/model3d" xmlns:o="urn:schemas-microsoft-com:office:office" xmlns:oel="http://schemas.microsoft.com/office/2019/extlst" xmlns:r="http://schemas.openxmlformats.org/officeDocument/2006/relationships" xmlns:m="http://schemas.openxmlformats.org/officeDocument/2006/math" xmlns:v="urn:schemas-microsoft-com:vml" xmlns:wp14="http://schemas.microsoft.com/office/word/2010/wordprocessingDrawing" xmlns:wp="http://schemas.openxmlformats.org/drawingml/2006/wordprocessingDrawing" xmlns:w10="urn:schemas-microsoft-com:office:word" xmlns:w="http://schemas.openxmlformats.org/wordprocessingml/2006/main" xmlns:w14="http://schemas.microsoft.com/office/word/2010/wordml" xmlns:w15="http://schemas.microsoft.com/office/word/2012/wordml" xmlns:w16cex="http://schemas.microsoft.com/office/word/2018/wordml/cex" xmlns:w16cid="http://schemas.microsoft.com/office/word/2016/wordml/cid" xmlns:w16="http://schemas.microsoft.com/office/word/2018/wordml" xmlns:w16du="http://schemas.microsoft.com/office/word/2023/wordml/word16du" xmlns:w16sdtdh="http://schemas.microsoft.com/office/word/2020/wordml/sdtdatahash" xmlns:w16sdtfl="http://schemas.microsoft.com/office/word/2024/wordml/sdtformatlock" xmlns:w16se="http://schemas.microsoft.com/office/word/2015/wordml/symex" xmlns:wpg="http://schemas.microsoft.com/office/word/2010/wordprocessingGroup" xmlns:wpi="http://schemas.microsoft.com/office/word/2010/wordprocessingInk" xmlns:wne="http://schemas.microsoft.com/office/word/2006/wordml" xmlns:wps="http://schemas.microsoft.com/office/word/2010/wordprocessingShape" mc:Ignorable="w14 w15 w16se w16cid w16 w16cex w16sdtdh w16sdtfl w16du wp14">
   <w:body>
     <w:p>
       <w:pPr>
@@ -550,6 +550,2066 @@
       </w:r>
       <w:r>
         <w:t>: Restores the most recently stashed changes.</w:t>
+      </w:r>
+    </w:p>
+    <w:p/>
+    <w:p/>
+    <w:p>
+      <w:pPr>
+        <w:pStyle w:val="Heading1"/>
+      </w:pPr>
+      <w:r>
+        <w:rPr>
+          <w:rFonts w:ascii="Segoe UI Emoji" w:hAnsi="Segoe UI Emoji" w:cs="Segoe UI Emoji"/>
+        </w:rPr>
+        <w:t>🚀</w:t>
+      </w:r>
+      <w:r>
+        <w:t xml:space="preserve"> GIT CHEAT SHEET (PRODUCTION WORKFLOW)</w:t>
+      </w:r>
+    </w:p>
+    <w:p>
+      <w:r>
+        <w:pict w14:anchorId="02E65628">
+          <v:rect id="_x0000_i1379" style="width:0;height:1.5pt" o:hralign="center" o:hrstd="t" o:hr="t" fillcolor="#a0a0a0" stroked="f"/>
+        </w:pict>
+      </w:r>
+    </w:p>
+    <w:p>
+      <w:pPr>
+        <w:pStyle w:val="Heading2"/>
+      </w:pPr>
+      <w:r>
+        <w:rPr>
+          <w:rFonts w:ascii="Segoe UI Emoji" w:hAnsi="Segoe UI Emoji" w:cs="Segoe UI Emoji"/>
+        </w:rPr>
+        <w:t>🔷</w:t>
+      </w:r>
+      <w:r>
+        <w:t xml:space="preserve"> SECTION 1: SYSTEM OVERVIEW (BIG PICTURE)</w:t>
+      </w:r>
+    </w:p>
+    <w:p>
+      <w:r>
+        <w:t>Local (Your System - VS Code)</w:t>
+      </w:r>
+      <w:r>
+        <w:br/>
+        <w:t>↓</w:t>
+      </w:r>
+      <w:r>
+        <w:br/>
+        <w:t>Staging (git add)</w:t>
+      </w:r>
+      <w:r>
+        <w:br/>
+      </w:r>
+      <w:r>
+        <w:lastRenderedPageBreak/>
+        <w:t>↓</w:t>
+      </w:r>
+      <w:r>
+        <w:br/>
+        <w:t>Commit (git commit)</w:t>
+      </w:r>
+      <w:r>
+        <w:br/>
+        <w:t>↓</w:t>
+      </w:r>
+      <w:r>
+        <w:br/>
+        <w:t>Remote (GitHub - origin)</w:t>
+      </w:r>
+      <w:r>
+        <w:br/>
+        <w:t>↓</w:t>
+      </w:r>
+      <w:r>
+        <w:br/>
+        <w:t>Pull Request (Code Review)</w:t>
+      </w:r>
+      <w:r>
+        <w:br/>
+        <w:t>↓</w:t>
+      </w:r>
+      <w:r>
+        <w:br/>
+        <w:t>Merge to main</w:t>
+      </w:r>
+      <w:r>
+        <w:br/>
+        <w:t>↓</w:t>
+      </w:r>
+      <w:r>
+        <w:br/>
+        <w:t>Deployment</w:t>
+      </w:r>
+    </w:p>
+    <w:p>
+      <w:r>
+        <w:pict w14:anchorId="5983E451">
+          <v:rect id="_x0000_i1380" style="width:0;height:1.5pt" o:hralign="center" o:hrstd="t" o:hr="t" fillcolor="#a0a0a0" stroked="f"/>
+        </w:pict>
+      </w:r>
+    </w:p>
+    <w:p>
+      <w:pPr>
+        <w:pStyle w:val="Heading3"/>
+      </w:pPr>
+      <w:r>
+        <w:rPr>
+          <w:rFonts w:ascii="Segoe UI Emoji" w:hAnsi="Segoe UI Emoji" w:cs="Segoe UI Emoji"/>
+        </w:rPr>
+        <w:t>🎯</w:t>
+      </w:r>
+      <w:r>
+        <w:t xml:space="preserve"> Purpose of Git</w:t>
+      </w:r>
+    </w:p>
+    <w:p>
+      <w:r>
+        <w:t>• Track code changes</w:t>
+      </w:r>
+      <w:r>
+        <w:br/>
+        <w:t>• Collaborate with team</w:t>
+      </w:r>
+      <w:r>
+        <w:br/>
+        <w:t>• Maintain history</w:t>
+      </w:r>
+      <w:r>
+        <w:br/>
+        <w:t>• Enable rollback</w:t>
+      </w:r>
+      <w:r>
+        <w:br/>
+        <w:t>• Support CI/CD</w:t>
+      </w:r>
+    </w:p>
+    <w:p>
+      <w:r>
+        <w:pict w14:anchorId="33DAE294">
+          <v:rect id="_x0000_i1381" style="width:0;height:1.5pt" o:hralign="center" o:hrstd="t" o:hr="t" fillcolor="#a0a0a0" stroked="f"/>
+        </w:pict>
+      </w:r>
+    </w:p>
+    <w:p>
+      <w:pPr>
+        <w:pStyle w:val="Heading2"/>
+      </w:pPr>
+      <w:r>
+        <w:rPr>
+          <w:rFonts w:ascii="Segoe UI Emoji" w:hAnsi="Segoe UI Emoji" w:cs="Segoe UI Emoji"/>
+        </w:rPr>
+        <w:t>🔷</w:t>
+      </w:r>
+      <w:r>
+        <w:t xml:space="preserve"> SECTION 2: CORE CONCEPTS</w:t>
+      </w:r>
+    </w:p>
+    <w:p>
+      <w:r>
+        <w:pict w14:anchorId="6F330880">
+          <v:rect id="_x0000_i1382" style="width:0;height:1.5pt" o:hralign="center" o:hrstd="t" o:hr="t" fillcolor="#a0a0a0" stroked="f"/>
+        </w:pict>
+      </w:r>
+    </w:p>
+    <w:p>
+      <w:pPr>
+        <w:pStyle w:val="Heading3"/>
+      </w:pPr>
+      <w:r>
+        <w:rPr>
+          <w:rFonts w:ascii="Segoe UI Emoji" w:hAnsi="Segoe UI Emoji" w:cs="Segoe UI Emoji"/>
+        </w:rPr>
+        <w:t>📌</w:t>
+      </w:r>
+      <w:r>
+        <w:t xml:space="preserve"> Important Terms</w:t>
+      </w:r>
+    </w:p>
+    <w:p>
+      <w:r>
+        <w:t>Repository → Project folder tracked by Git</w:t>
+      </w:r>
+      <w:r>
+        <w:br/>
+        <w:t>Branch → Separate line of development</w:t>
+      </w:r>
+      <w:r>
+        <w:br/>
+        <w:t>Commit → Snapshot of changes</w:t>
+      </w:r>
+      <w:r>
+        <w:br/>
+        <w:t>Main → Shared + production-ready branch</w:t>
+      </w:r>
+      <w:r>
+        <w:br/>
+        <w:t>Feature Branch → Your personal work branch</w:t>
+      </w:r>
+      <w:r>
+        <w:br/>
+        <w:t>Origin → GitHub remote repo name</w:t>
+      </w:r>
+    </w:p>
+    <w:p>
+      <w:r>
+        <w:pict w14:anchorId="13DA144F">
+          <v:rect id="_x0000_i1383" style="width:0;height:1.5pt" o:hralign="center" o:hrstd="t" o:hr="t" fillcolor="#a0a0a0" stroked="f"/>
+        </w:pict>
+      </w:r>
+    </w:p>
+    <w:p>
+      <w:pPr>
+        <w:pStyle w:val="Heading3"/>
+      </w:pPr>
+      <w:r>
+        <w:rPr>
+          <w:rFonts w:ascii="Segoe UI Emoji" w:hAnsi="Segoe UI Emoji" w:cs="Segoe UI Emoji"/>
+        </w:rPr>
+        <w:t>💡</w:t>
+      </w:r>
+      <w:r>
+        <w:t xml:space="preserve"> Key Idea</w:t>
+      </w:r>
+    </w:p>
+    <w:p>
+      <w:r>
+        <w:t>Commit = local save</w:t>
+      </w:r>
+      <w:r>
+        <w:br/>
+        <w:t>Push = send to GitHub</w:t>
+      </w:r>
+      <w:r>
+        <w:br/>
+        <w:t>Pull = get from GitHub</w:t>
+      </w:r>
+    </w:p>
+    <w:p>
+      <w:r>
+        <w:pict w14:anchorId="3049CD47">
+          <v:rect id="_x0000_i1384" style="width:0;height:1.5pt" o:hralign="center" o:hrstd="t" o:hr="t" fillcolor="#a0a0a0" stroked="f"/>
+        </w:pict>
+      </w:r>
+    </w:p>
+    <w:p>
+      <w:pPr>
+        <w:pStyle w:val="Heading2"/>
+      </w:pPr>
+      <w:r>
+        <w:rPr>
+          <w:rFonts w:ascii="Segoe UI Emoji" w:hAnsi="Segoe UI Emoji" w:cs="Segoe UI Emoji"/>
+        </w:rPr>
+        <w:t>🔷</w:t>
+      </w:r>
+      <w:r>
+        <w:t xml:space="preserve"> SECTION 3: INITIAL SETUP</w:t>
+      </w:r>
+    </w:p>
+    <w:p>
+      <w:r>
+        <w:pict w14:anchorId="1A54E793">
+          <v:rect id="_x0000_i1385" style="width:0;height:1.5pt" o:hralign="center" o:hrstd="t" o:hr="t" fillcolor="#a0a0a0" stroked="f"/>
+        </w:pict>
+      </w:r>
+    </w:p>
+    <w:p>
+      <w:pPr>
+        <w:pStyle w:val="Heading2"/>
+      </w:pPr>
+      <w:r>
+        <w:rPr>
+          <w:rFonts w:ascii="Segoe UI Emoji" w:hAnsi="Segoe UI Emoji" w:cs="Segoe UI Emoji"/>
+        </w:rPr>
+        <w:t>🔹</w:t>
+      </w:r>
+      <w:r>
+        <w:t xml:space="preserve"> Configure Git (one time)</w:t>
+      </w:r>
+    </w:p>
+    <w:p>
+      <w:r>
+        <w:t>git config --global user.name "Your Name"</w:t>
+      </w:r>
+      <w:r>
+        <w:br/>
+        <w:t xml:space="preserve">git config --global </w:t>
+      </w:r>
+      <w:proofErr w:type="spellStart"/>
+      <w:proofErr w:type="gramStart"/>
+      <w:r>
+        <w:t>user.email</w:t>
+      </w:r>
+      <w:proofErr w:type="spellEnd"/>
+      <w:proofErr w:type="gramEnd"/>
+      <w:r>
+        <w:t xml:space="preserve"> "your@email.com"</w:t>
+      </w:r>
+    </w:p>
+    <w:p>
+      <w:r>
+        <w:pict w14:anchorId="4644B085">
+          <v:rect id="_x0000_i1386" style="width:0;height:1.5pt" o:hralign="center" o:hrstd="t" o:hr="t" fillcolor="#a0a0a0" stroked="f"/>
+        </w:pict>
+      </w:r>
+    </w:p>
+    <w:p>
+      <w:pPr>
+        <w:pStyle w:val="Heading3"/>
+      </w:pPr>
+      <w:r>
+        <w:rPr>
+          <w:rFonts w:ascii="Segoe UI Emoji" w:hAnsi="Segoe UI Emoji" w:cs="Segoe UI Emoji"/>
+        </w:rPr>
+        <w:lastRenderedPageBreak/>
+        <w:t>🔹</w:t>
+      </w:r>
+      <w:r>
+        <w:t xml:space="preserve"> Initialize Repo</w:t>
+      </w:r>
+    </w:p>
+    <w:p>
+      <w:r>
+        <w:t xml:space="preserve">git </w:t>
+      </w:r>
+      <w:proofErr w:type="spellStart"/>
+      <w:r>
+        <w:t>init</w:t>
+      </w:r>
+      <w:proofErr w:type="spellEnd"/>
+      <w:r>
+        <w:br/>
+        <w:t xml:space="preserve">git </w:t>
+      </w:r>
+      <w:proofErr w:type="gramStart"/>
+      <w:r>
+        <w:t>add .</w:t>
+      </w:r>
+      <w:proofErr w:type="gramEnd"/>
+      <w:r>
+        <w:br/>
+        <w:t>git commit -m "Initial commit"</w:t>
+      </w:r>
+    </w:p>
+    <w:p>
+      <w:r>
+        <w:pict w14:anchorId="5434A80C">
+          <v:rect id="_x0000_i1387" style="width:0;height:1.5pt" o:hralign="center" o:hrstd="t" o:hr="t" fillcolor="#a0a0a0" stroked="f"/>
+        </w:pict>
+      </w:r>
+    </w:p>
+    <w:p>
+      <w:pPr>
+        <w:pStyle w:val="Heading3"/>
+      </w:pPr>
+      <w:r>
+        <w:rPr>
+          <w:rFonts w:ascii="Segoe UI Emoji" w:hAnsi="Segoe UI Emoji" w:cs="Segoe UI Emoji"/>
+        </w:rPr>
+        <w:t>🔹</w:t>
+      </w:r>
+      <w:r>
+        <w:t xml:space="preserve"> Connect to GitHub</w:t>
+      </w:r>
+    </w:p>
+    <w:p>
+      <w:r>
+        <w:t>git branch -M main</w:t>
+      </w:r>
+      <w:r>
+        <w:br/>
+        <w:t>git remote add origin &lt;</w:t>
+      </w:r>
+      <w:proofErr w:type="spellStart"/>
+      <w:r>
+        <w:t>repo_url</w:t>
+      </w:r>
+      <w:proofErr w:type="spellEnd"/>
+      <w:r>
+        <w:t>&gt;</w:t>
+      </w:r>
+      <w:r>
+        <w:br/>
+        <w:t>git push -u origin main</w:t>
+      </w:r>
+    </w:p>
+    <w:p>
+      <w:r>
+        <w:pict w14:anchorId="031FA403">
+          <v:rect id="_x0000_i1388" style="width:0;height:1.5pt" o:hralign="center" o:hrstd="t" o:hr="t" fillcolor="#a0a0a0" stroked="f"/>
+        </w:pict>
+      </w:r>
+    </w:p>
+    <w:p>
+      <w:pPr>
+        <w:pStyle w:val="Heading2"/>
+      </w:pPr>
+      <w:r>
+        <w:rPr>
+          <w:rFonts w:ascii="Segoe UI Emoji" w:hAnsi="Segoe UI Emoji" w:cs="Segoe UI Emoji"/>
+        </w:rPr>
+        <w:t>🔷</w:t>
+      </w:r>
+      <w:r>
+        <w:t xml:space="preserve"> SECTION 4: DAILY WORKFLOW (MOST IMPORTANT </w:t>
+      </w:r>
+      <w:r>
+        <w:rPr>
+          <w:rFonts w:ascii="Segoe UI Emoji" w:hAnsi="Segoe UI Emoji" w:cs="Segoe UI Emoji"/>
+        </w:rPr>
+        <w:t>🔥</w:t>
+      </w:r>
+      <w:r>
+        <w:t>)</w:t>
+      </w:r>
+    </w:p>
+    <w:p>
+      <w:r>
+        <w:pict w14:anchorId="6FE3BDC9">
+          <v:rect id="_x0000_i1389" style="width:0;height:1.5pt" o:hralign="center" o:hrstd="t" o:hr="t" fillcolor="#a0a0a0" stroked="f"/>
+        </w:pict>
+      </w:r>
+    </w:p>
+    <w:p>
+      <w:pPr>
+        <w:pStyle w:val="Heading3"/>
+      </w:pPr>
+      <w:r>
+        <w:rPr>
+          <w:rFonts w:ascii="Segoe UI Emoji" w:hAnsi="Segoe UI Emoji" w:cs="Segoe UI Emoji"/>
+        </w:rPr>
+        <w:t>🔹</w:t>
+      </w:r>
+      <w:r>
+        <w:t xml:space="preserve"> Step 1: Get Latest Code</w:t>
+      </w:r>
+    </w:p>
+    <w:p>
+      <w:r>
+        <w:t>git pull origin main</w:t>
+      </w:r>
+    </w:p>
+    <w:p>
+      <w:r>
+        <w:rPr>
+          <w:rFonts w:ascii="Segoe UI Emoji" w:hAnsi="Segoe UI Emoji" w:cs="Segoe UI Emoji"/>
+        </w:rPr>
+        <w:t>👉</w:t>
+      </w:r>
+      <w:r>
+        <w:t xml:space="preserve"> Sync with team</w:t>
+      </w:r>
+    </w:p>
+    <w:p>
+      <w:r>
+        <w:pict w14:anchorId="0EF4B8CB">
+          <v:rect id="_x0000_i1390" style="width:0;height:1.5pt" o:hralign="center" o:hrstd="t" o:hr="t" fillcolor="#a0a0a0" stroked="f"/>
+        </w:pict>
+      </w:r>
+    </w:p>
+    <w:p>
+      <w:pPr>
+        <w:pStyle w:val="Heading3"/>
+      </w:pPr>
+      <w:r>
+        <w:rPr>
+          <w:rFonts w:ascii="Segoe UI Emoji" w:hAnsi="Segoe UI Emoji" w:cs="Segoe UI Emoji"/>
+        </w:rPr>
+        <w:t>🔹</w:t>
+      </w:r>
+      <w:r>
+        <w:t xml:space="preserve"> Step 2: Create Feature Branch</w:t>
+      </w:r>
+    </w:p>
+    <w:p>
+      <w:r>
+        <w:t>git checkout -b feature/your-task</w:t>
+      </w:r>
+    </w:p>
+    <w:p>
+      <w:r>
+        <w:rPr>
+          <w:rFonts w:ascii="Segoe UI Emoji" w:hAnsi="Segoe UI Emoji" w:cs="Segoe UI Emoji"/>
+        </w:rPr>
+        <w:t>👉</w:t>
+      </w:r>
+      <w:r>
+        <w:t xml:space="preserve"> Create + switch branch</w:t>
+      </w:r>
+    </w:p>
+    <w:p>
+      <w:r>
+        <w:pict w14:anchorId="5D61F606">
+          <v:rect id="_x0000_i1391" style="width:0;height:1.5pt" o:hralign="center" o:hrstd="t" o:hr="t" fillcolor="#a0a0a0" stroked="f"/>
+        </w:pict>
+      </w:r>
+    </w:p>
+    <w:p>
+      <w:pPr>
+        <w:pStyle w:val="Heading3"/>
+      </w:pPr>
+      <w:r>
+        <w:rPr>
+          <w:rFonts w:ascii="Segoe UI Emoji" w:hAnsi="Segoe UI Emoji" w:cs="Segoe UI Emoji"/>
+        </w:rPr>
+        <w:t>🔹</w:t>
+      </w:r>
+      <w:r>
+        <w:t xml:space="preserve"> Step 3: Work &amp; Commit</w:t>
+      </w:r>
+    </w:p>
+    <w:p>
+      <w:r>
+        <w:t xml:space="preserve">git </w:t>
+      </w:r>
+      <w:proofErr w:type="gramStart"/>
+      <w:r>
+        <w:t>add .</w:t>
+      </w:r>
+      <w:proofErr w:type="gramEnd"/>
+      <w:r>
+        <w:br/>
+        <w:t>git commit -m "feat: add new feature"</w:t>
+      </w:r>
+    </w:p>
+    <w:p>
+      <w:r>
+        <w:rPr>
+          <w:rFonts w:ascii="Segoe UI Emoji" w:hAnsi="Segoe UI Emoji" w:cs="Segoe UI Emoji"/>
+        </w:rPr>
+        <w:t>👉</w:t>
+      </w:r>
+      <w:r>
+        <w:t xml:space="preserve"> Save changes locally</w:t>
+      </w:r>
+    </w:p>
+    <w:p>
+      <w:r>
+        <w:pict w14:anchorId="12281974">
+          <v:rect id="_x0000_i1392" style="width:0;height:1.5pt" o:hralign="center" o:hrstd="t" o:hr="t" fillcolor="#a0a0a0" stroked="f"/>
+        </w:pict>
+      </w:r>
+    </w:p>
+    <w:p>
+      <w:pPr>
+        <w:pStyle w:val="Heading3"/>
+      </w:pPr>
+      <w:r>
+        <w:rPr>
+          <w:rFonts w:ascii="Segoe UI Emoji" w:hAnsi="Segoe UI Emoji" w:cs="Segoe UI Emoji"/>
+        </w:rPr>
+        <w:t>🔹</w:t>
+      </w:r>
+      <w:r>
+        <w:t xml:space="preserve"> Step 4: Push Feature Branch</w:t>
+      </w:r>
+    </w:p>
+    <w:p>
+      <w:r>
+        <w:t>git push origin feature/your-task</w:t>
+      </w:r>
+    </w:p>
+    <w:p>
+      <w:r>
+        <w:rPr>
+          <w:rFonts w:ascii="Segoe UI Emoji" w:hAnsi="Segoe UI Emoji" w:cs="Segoe UI Emoji"/>
+        </w:rPr>
+        <w:t>👉</w:t>
+      </w:r>
+      <w:r>
+        <w:t xml:space="preserve"> Upload your branch</w:t>
+      </w:r>
+    </w:p>
+    <w:p>
+      <w:r>
+        <w:pict w14:anchorId="27651F61">
+          <v:rect id="_x0000_i1393" style="width:0;height:1.5pt" o:hralign="center" o:hrstd="t" o:hr="t" fillcolor="#a0a0a0" stroked="f"/>
+        </w:pict>
+      </w:r>
+    </w:p>
+    <w:p>
+      <w:pPr>
+        <w:pStyle w:val="Heading3"/>
+      </w:pPr>
+      <w:r>
+        <w:rPr>
+          <w:rFonts w:ascii="Segoe UI Emoji" w:hAnsi="Segoe UI Emoji" w:cs="Segoe UI Emoji"/>
+        </w:rPr>
+        <w:t>🔹</w:t>
+      </w:r>
+      <w:r>
+        <w:t xml:space="preserve"> Step 5: Create Pull Request (GitHub)</w:t>
+      </w:r>
+    </w:p>
+    <w:p>
+      <w:r>
+        <w:rPr>
+          <w:rFonts w:ascii="Segoe UI Emoji" w:hAnsi="Segoe UI Emoji" w:cs="Segoe UI Emoji"/>
+        </w:rPr>
+        <w:t>👉</w:t>
+      </w:r>
+      <w:r>
+        <w:t xml:space="preserve"> Done in GitHub UI</w:t>
+      </w:r>
+    </w:p>
+    <w:p>
+      <w:r>
+        <w:rPr>
+          <w:rFonts w:ascii="Segoe UI Emoji" w:hAnsi="Segoe UI Emoji" w:cs="Segoe UI Emoji"/>
+        </w:rPr>
+        <w:t>👉</w:t>
+      </w:r>
+      <w:r>
+        <w:t xml:space="preserve"> Feature → Main</w:t>
+      </w:r>
+    </w:p>
+    <w:p>
+      <w:r>
+        <w:pict w14:anchorId="6D719477">
+          <v:rect id="_x0000_i1394" style="width:0;height:1.5pt" o:hralign="center" o:hrstd="t" o:hr="t" fillcolor="#a0a0a0" stroked="f"/>
+        </w:pict>
+      </w:r>
+    </w:p>
+    <w:p>
+      <w:pPr>
+        <w:pStyle w:val="Heading3"/>
+      </w:pPr>
+      <w:r>
+        <w:rPr>
+          <w:rFonts w:ascii="Segoe UI Emoji" w:hAnsi="Segoe UI Emoji" w:cs="Segoe UI Emoji"/>
+        </w:rPr>
+        <w:lastRenderedPageBreak/>
+        <w:t>🔹</w:t>
+      </w:r>
+      <w:r>
+        <w:t xml:space="preserve"> Step 6: Merge (after review)</w:t>
+      </w:r>
+    </w:p>
+    <w:p>
+      <w:r>
+        <w:rPr>
+          <w:rFonts w:ascii="Segoe UI Emoji" w:hAnsi="Segoe UI Emoji" w:cs="Segoe UI Emoji"/>
+        </w:rPr>
+        <w:t>👉</w:t>
+      </w:r>
+      <w:r>
+        <w:t xml:space="preserve"> Click </w:t>
+      </w:r>
+      <w:r>
+        <w:rPr>
+          <w:b/>
+          <w:bCs/>
+        </w:rPr>
+        <w:t>Merge Pull Request</w:t>
+      </w:r>
+    </w:p>
+    <w:p>
+      <w:r>
+        <w:pict w14:anchorId="39599D54">
+          <v:rect id="_x0000_i1395" style="width:0;height:1.5pt" o:hralign="center" o:hrstd="t" o:hr="t" fillcolor="#a0a0a0" stroked="f"/>
+        </w:pict>
+      </w:r>
+    </w:p>
+    <w:p>
+      <w:pPr>
+        <w:pStyle w:val="Heading3"/>
+      </w:pPr>
+      <w:r>
+        <w:rPr>
+          <w:rFonts w:ascii="Segoe UI Emoji" w:hAnsi="Segoe UI Emoji" w:cs="Segoe UI Emoji"/>
+        </w:rPr>
+        <w:t>🔹</w:t>
+      </w:r>
+      <w:r>
+        <w:t xml:space="preserve"> Step 7: Update Local Main</w:t>
+      </w:r>
+    </w:p>
+    <w:p>
+      <w:r>
+        <w:t>git checkout main</w:t>
+      </w:r>
+      <w:r>
+        <w:br/>
+        <w:t>git pull origin main</w:t>
+      </w:r>
+    </w:p>
+    <w:p>
+      <w:r>
+        <w:rPr>
+          <w:rFonts w:ascii="Segoe UI Emoji" w:hAnsi="Segoe UI Emoji" w:cs="Segoe UI Emoji"/>
+        </w:rPr>
+        <w:t>👉</w:t>
+      </w:r>
+      <w:r>
+        <w:t xml:space="preserve"> Sync merged code</w:t>
+      </w:r>
+    </w:p>
+    <w:p>
+      <w:r>
+        <w:pict w14:anchorId="3DF58259">
+          <v:rect id="_x0000_i1396" style="width:0;height:1.5pt" o:hralign="center" o:hrstd="t" o:hr="t" fillcolor="#a0a0a0" stroked="f"/>
+        </w:pict>
+      </w:r>
+    </w:p>
+    <w:p>
+      <w:pPr>
+        <w:pStyle w:val="Heading2"/>
+      </w:pPr>
+      <w:r>
+        <w:rPr>
+          <w:rFonts w:ascii="Segoe UI Emoji" w:hAnsi="Segoe UI Emoji" w:cs="Segoe UI Emoji"/>
+        </w:rPr>
+        <w:t>🔷</w:t>
+      </w:r>
+      <w:r>
+        <w:t xml:space="preserve"> SECTION 5: BRANCHING STRATEGY</w:t>
+      </w:r>
+    </w:p>
+    <w:p>
+      <w:r>
+        <w:pict w14:anchorId="0E965A37">
+          <v:rect id="_x0000_i1397" style="width:0;height:1.5pt" o:hralign="center" o:hrstd="t" o:hr="t" fillcolor="#a0a0a0" stroked="f"/>
+        </w:pict>
+      </w:r>
+    </w:p>
+    <w:p>
+      <w:r>
+        <w:t>main → production</w:t>
+      </w:r>
+      <w:r>
+        <w:br/>
+        <w:t>develop → integration (optional)</w:t>
+      </w:r>
+      <w:r>
+        <w:br/>
+        <w:t>feature/* → new features</w:t>
+      </w:r>
+      <w:r>
+        <w:br/>
+        <w:t>bugfix/* → bug fixes</w:t>
+      </w:r>
+      <w:r>
+        <w:br/>
+        <w:t>hotfix/* → urgent fixes</w:t>
+      </w:r>
+    </w:p>
+    <w:p>
+      <w:r>
+        <w:pict w14:anchorId="390FA734">
+          <v:rect id="_x0000_i1398" style="width:0;height:1.5pt" o:hralign="center" o:hrstd="t" o:hr="t" fillcolor="#a0a0a0" stroked="f"/>
+        </w:pict>
+      </w:r>
+    </w:p>
+    <w:p>
+      <w:pPr>
+        <w:pStyle w:val="Heading2"/>
+      </w:pPr>
+      <w:r>
+        <w:rPr>
+          <w:rFonts w:ascii="Segoe UI Emoji" w:hAnsi="Segoe UI Emoji" w:cs="Segoe UI Emoji"/>
+        </w:rPr>
+        <w:t>🔷</w:t>
+      </w:r>
+      <w:r>
+        <w:t xml:space="preserve"> SECTION 6: CONFLICT HANDLING</w:t>
+      </w:r>
+    </w:p>
+    <w:p>
+      <w:r>
+        <w:pict w14:anchorId="288E4AB6">
+          <v:rect id="_x0000_i1399" style="width:0;height:1.5pt" o:hralign="center" o:hrstd="t" o:hr="t" fillcolor="#a0a0a0" stroked="f"/>
+        </w:pict>
+      </w:r>
+    </w:p>
+    <w:p>
+      <w:pPr>
+        <w:pStyle w:val="Heading3"/>
+      </w:pPr>
+      <w:r>
+        <w:rPr>
+          <w:rFonts w:ascii="Segoe UI Emoji" w:hAnsi="Segoe UI Emoji" w:cs="Segoe UI Emoji"/>
+        </w:rPr>
+        <w:t>📌</w:t>
+      </w:r>
+      <w:r>
+        <w:t xml:space="preserve"> When conflict happens</w:t>
+      </w:r>
+    </w:p>
+    <w:p>
+      <w:r>
+        <w:t>When same code is changed in different branches</w:t>
+      </w:r>
+    </w:p>
+    <w:p>
+      <w:r>
+        <w:pict w14:anchorId="75D4F344">
+          <v:rect id="_x0000_i1400" style="width:0;height:1.5pt" o:hralign="center" o:hrstd="t" o:hr="t" fillcolor="#a0a0a0" stroked="f"/>
+        </w:pict>
+      </w:r>
+    </w:p>
+    <w:p>
+      <w:pPr>
+        <w:pStyle w:val="Heading3"/>
+      </w:pPr>
+      <w:r>
+        <w:rPr>
+          <w:rFonts w:ascii="Segoe UI Emoji" w:hAnsi="Segoe UI Emoji" w:cs="Segoe UI Emoji"/>
+        </w:rPr>
+        <w:t>🔹</w:t>
+      </w:r>
+      <w:r>
+        <w:t xml:space="preserve"> Detect conflict</w:t>
+      </w:r>
+    </w:p>
+    <w:p>
+      <w:r>
+        <w:t>git fetch origin</w:t>
+      </w:r>
+      <w:r>
+        <w:br/>
+        <w:t>git rebase origin/main</w:t>
+      </w:r>
+    </w:p>
+    <w:p>
+      <w:r>
+        <w:pict w14:anchorId="05857F07">
+          <v:rect id="_x0000_i1401" style="width:0;height:1.5pt" o:hralign="center" o:hrstd="t" o:hr="t" fillcolor="#a0a0a0" stroked="f"/>
+        </w:pict>
+      </w:r>
+    </w:p>
+    <w:p>
+      <w:pPr>
+        <w:pStyle w:val="Heading3"/>
+      </w:pPr>
+      <w:r>
+        <w:rPr>
+          <w:rFonts w:ascii="Segoe UI Emoji" w:hAnsi="Segoe UI Emoji" w:cs="Segoe UI Emoji"/>
+        </w:rPr>
+        <w:t>🔹</w:t>
+      </w:r>
+      <w:r>
+        <w:t xml:space="preserve"> Resolve conflict</w:t>
+      </w:r>
+    </w:p>
+    <w:p>
+      <w:r>
+        <w:t>&lt;&lt;&lt;&lt;&lt;&lt;&lt; HEAD</w:t>
+      </w:r>
+      <w:r>
+        <w:br/>
+        <w:t>your code</w:t>
+      </w:r>
+      <w:r>
+        <w:br/>
+        <w:t>=======</w:t>
+      </w:r>
+      <w:r>
+        <w:br/>
+        <w:t>other code</w:t>
+      </w:r>
+      <w:r>
+        <w:br/>
+        <w:t>&gt;&gt;&gt;&gt;&gt;&gt;&gt; branch</w:t>
+      </w:r>
+    </w:p>
+    <w:p>
+      <w:r>
+        <w:rPr>
+          <w:rFonts w:ascii="Segoe UI Emoji" w:hAnsi="Segoe UI Emoji" w:cs="Segoe UI Emoji"/>
+        </w:rPr>
+        <w:t>👉</w:t>
+      </w:r>
+      <w:r>
+        <w:t xml:space="preserve"> Edit manually</w:t>
+      </w:r>
+    </w:p>
+    <w:p>
+      <w:r>
+        <w:pict w14:anchorId="6D66E4D1">
+          <v:rect id="_x0000_i1402" style="width:0;height:1.5pt" o:hralign="center" o:hrstd="t" o:hr="t" fillcolor="#a0a0a0" stroked="f"/>
+        </w:pict>
+      </w:r>
+    </w:p>
+    <w:p>
+      <w:pPr>
+        <w:pStyle w:val="Heading3"/>
+      </w:pPr>
+      <w:r>
+        <w:rPr>
+          <w:rFonts w:ascii="Segoe UI Emoji" w:hAnsi="Segoe UI Emoji" w:cs="Segoe UI Emoji"/>
+        </w:rPr>
+        <w:t>🔹</w:t>
+      </w:r>
+      <w:r>
+        <w:t xml:space="preserve"> Finalize</w:t>
+      </w:r>
+    </w:p>
+    <w:p>
+      <w:r>
+        <w:t xml:space="preserve">git </w:t>
+      </w:r>
+      <w:proofErr w:type="gramStart"/>
+      <w:r>
+        <w:t>add .</w:t>
+      </w:r>
+      <w:proofErr w:type="gramEnd"/>
+      <w:r>
+        <w:br/>
+        <w:t>git commit</w:t>
+      </w:r>
+      <w:r>
+        <w:br/>
+        <w:t>git push --force</w:t>
+      </w:r>
+    </w:p>
+    <w:p>
+      <w:r>
+        <w:lastRenderedPageBreak/>
+        <w:pict w14:anchorId="1F650563">
+          <v:rect id="_x0000_i1403" style="width:0;height:1.5pt" o:hralign="center" o:hrstd="t" o:hr="t" fillcolor="#a0a0a0" stroked="f"/>
+        </w:pict>
+      </w:r>
+    </w:p>
+    <w:p>
+      <w:pPr>
+        <w:pStyle w:val="Heading3"/>
+      </w:pPr>
+      <w:r>
+        <w:rPr>
+          <w:rFonts w:ascii="Segoe UI Emoji" w:hAnsi="Segoe UI Emoji" w:cs="Segoe UI Emoji"/>
+        </w:rPr>
+        <w:t>💡</w:t>
+      </w:r>
+      <w:r>
+        <w:t xml:space="preserve"> Rule</w:t>
+      </w:r>
+    </w:p>
+    <w:p>
+      <w:r>
+        <w:t>Always fix conflicts BEFORE merging into main</w:t>
+      </w:r>
+    </w:p>
+    <w:p>
+      <w:r>
+        <w:pict w14:anchorId="018C6A54">
+          <v:rect id="_x0000_i1404" style="width:0;height:1.5pt" o:hralign="center" o:hrstd="t" o:hr="t" fillcolor="#a0a0a0" stroked="f"/>
+        </w:pict>
+      </w:r>
+    </w:p>
+    <w:p>
+      <w:pPr>
+        <w:pStyle w:val="Heading2"/>
+      </w:pPr>
+      <w:r>
+        <w:rPr>
+          <w:rFonts w:ascii="Segoe UI Emoji" w:hAnsi="Segoe UI Emoji" w:cs="Segoe UI Emoji"/>
+        </w:rPr>
+        <w:t>🔷</w:t>
+      </w:r>
+      <w:r>
+        <w:t xml:space="preserve"> SECTION 7: REBASE (ADVANCED)</w:t>
+      </w:r>
+    </w:p>
+    <w:p>
+      <w:r>
+        <w:pict w14:anchorId="02D7D74F">
+          <v:rect id="_x0000_i1405" style="width:0;height:1.5pt" o:hralign="center" o:hrstd="t" o:hr="t" fillcolor="#a0a0a0" stroked="f"/>
+        </w:pict>
+      </w:r>
+    </w:p>
+    <w:p>
+      <w:pPr>
+        <w:pStyle w:val="Heading3"/>
+      </w:pPr>
+      <w:r>
+        <w:rPr>
+          <w:rFonts w:ascii="Segoe UI Emoji" w:hAnsi="Segoe UI Emoji" w:cs="Segoe UI Emoji"/>
+        </w:rPr>
+        <w:t>🔹</w:t>
+      </w:r>
+      <w:r>
+        <w:t xml:space="preserve"> Command</w:t>
+      </w:r>
+    </w:p>
+    <w:p>
+      <w:r>
+        <w:t xml:space="preserve">git </w:t>
+      </w:r>
+      <w:proofErr w:type="gramStart"/>
+      <w:r>
+        <w:t>rebase</w:t>
+      </w:r>
+      <w:proofErr w:type="gramEnd"/>
+      <w:r>
+        <w:t xml:space="preserve"> main</w:t>
+      </w:r>
+    </w:p>
+    <w:p>
+      <w:r>
+        <w:pict w14:anchorId="2D6BAD6B">
+          <v:rect id="_x0000_i1406" style="width:0;height:1.5pt" o:hralign="center" o:hrstd="t" o:hr="t" fillcolor="#a0a0a0" stroked="f"/>
+        </w:pict>
+      </w:r>
+    </w:p>
+    <w:p>
+      <w:pPr>
+        <w:pStyle w:val="Heading3"/>
+      </w:pPr>
+      <w:r>
+        <w:rPr>
+          <w:rFonts w:ascii="Segoe UI Emoji" w:hAnsi="Segoe UI Emoji" w:cs="Segoe UI Emoji"/>
+        </w:rPr>
+        <w:t>🔹</w:t>
+      </w:r>
+      <w:r>
+        <w:t xml:space="preserve"> Purpose</w:t>
+      </w:r>
+    </w:p>
+    <w:p>
+      <w:r>
+        <w:t>Move your changes on top of latest main</w:t>
+      </w:r>
+    </w:p>
+    <w:p>
+      <w:r>
+        <w:pict w14:anchorId="16E8BE4C">
+          <v:rect id="_x0000_i1407" style="width:0;height:1.5pt" o:hralign="center" o:hrstd="t" o:hr="t" fillcolor="#a0a0a0" stroked="f"/>
+        </w:pict>
+      </w:r>
+    </w:p>
+    <w:p>
+      <w:pPr>
+        <w:pStyle w:val="Heading3"/>
+      </w:pPr>
+      <w:r>
+        <w:rPr>
+          <w:rFonts w:ascii="Segoe UI Emoji" w:hAnsi="Segoe UI Emoji" w:cs="Segoe UI Emoji"/>
+        </w:rPr>
+        <w:t>🔹</w:t>
+      </w:r>
+      <w:r>
+        <w:t xml:space="preserve"> When to use</w:t>
+      </w:r>
+    </w:p>
+    <w:p>
+      <w:r>
+        <w:rPr>
+          <w:rFonts w:ascii="Segoe UI Symbol" w:hAnsi="Segoe UI Symbol" w:cs="Segoe UI Symbol"/>
+        </w:rPr>
+        <w:t>✔</w:t>
+      </w:r>
+      <w:r>
+        <w:t xml:space="preserve"> Before PR</w:t>
+      </w:r>
+      <w:r>
+        <w:br/>
+      </w:r>
+      <w:r>
+        <w:rPr>
+          <w:rFonts w:ascii="Segoe UI Symbol" w:hAnsi="Segoe UI Symbol" w:cs="Segoe UI Symbol"/>
+        </w:rPr>
+        <w:t>✔</w:t>
+      </w:r>
+      <w:r>
+        <w:t xml:space="preserve"> To keep history clean</w:t>
+      </w:r>
+    </w:p>
+    <w:p>
+      <w:r>
+        <w:pict w14:anchorId="79D91B52">
+          <v:rect id="_x0000_i1408" style="width:0;height:1.5pt" o:hralign="center" o:hrstd="t" o:hr="t" fillcolor="#a0a0a0" stroked="f"/>
+        </w:pict>
+      </w:r>
+    </w:p>
+    <w:p>
+      <w:pPr>
+        <w:pStyle w:val="Heading3"/>
+      </w:pPr>
+      <w:r>
+        <w:rPr>
+          <w:rFonts w:ascii="Segoe UI Emoji" w:hAnsi="Segoe UI Emoji" w:cs="Segoe UI Emoji"/>
+        </w:rPr>
+        <w:t>⚠️</w:t>
+      </w:r>
+      <w:r>
+        <w:t xml:space="preserve"> After rebase</w:t>
+      </w:r>
+    </w:p>
+    <w:p>
+      <w:r>
+        <w:t>git push --force</w:t>
+      </w:r>
+    </w:p>
+    <w:p>
+      <w:r>
+        <w:pict w14:anchorId="18FA19B5">
+          <v:rect id="_x0000_i1409" style="width:0;height:1.5pt" o:hralign="center" o:hrstd="t" o:hr="t" fillcolor="#a0a0a0" stroked="f"/>
+        </w:pict>
+      </w:r>
+    </w:p>
+    <w:p>
+      <w:pPr>
+        <w:pStyle w:val="Heading2"/>
+      </w:pPr>
+      <w:r>
+        <w:rPr>
+          <w:rFonts w:ascii="Segoe UI Emoji" w:hAnsi="Segoe UI Emoji" w:cs="Segoe UI Emoji"/>
+        </w:rPr>
+        <w:t>🔷</w:t>
+      </w:r>
+      <w:r>
+        <w:t xml:space="preserve"> SECTION 8: MERGE (ALTERNATIVE)</w:t>
+      </w:r>
+    </w:p>
+    <w:p>
+      <w:r>
+        <w:pict w14:anchorId="4DB8E8D4">
+          <v:rect id="_x0000_i1410" style="width:0;height:1.5pt" o:hralign="center" o:hrstd="t" o:hr="t" fillcolor="#a0a0a0" stroked="f"/>
+        </w:pict>
+      </w:r>
+    </w:p>
+    <w:p>
+      <w:pPr>
+        <w:pStyle w:val="Heading3"/>
+      </w:pPr>
+      <w:r>
+        <w:rPr>
+          <w:rFonts w:ascii="Segoe UI Emoji" w:hAnsi="Segoe UI Emoji" w:cs="Segoe UI Emoji"/>
+        </w:rPr>
+        <w:t>🔹</w:t>
+      </w:r>
+      <w:r>
+        <w:t xml:space="preserve"> Command</w:t>
+      </w:r>
+    </w:p>
+    <w:p>
+      <w:r>
+        <w:t>git merge feature/branch</w:t>
+      </w:r>
+    </w:p>
+    <w:p>
+      <w:r>
+        <w:pict w14:anchorId="49C8F012">
+          <v:rect id="_x0000_i1411" style="width:0;height:1.5pt" o:hralign="center" o:hrstd="t" o:hr="t" fillcolor="#a0a0a0" stroked="f"/>
+        </w:pict>
+      </w:r>
+    </w:p>
+    <w:p>
+      <w:pPr>
+        <w:pStyle w:val="Heading3"/>
+      </w:pPr>
+      <w:r>
+        <w:rPr>
+          <w:rFonts w:ascii="Segoe UI Emoji" w:hAnsi="Segoe UI Emoji" w:cs="Segoe UI Emoji"/>
+        </w:rPr>
+        <w:t>🔹</w:t>
+      </w:r>
+      <w:r>
+        <w:t xml:space="preserve"> Purpose</w:t>
+      </w:r>
+    </w:p>
+    <w:p>
+      <w:r>
+        <w:t>Combine branches</w:t>
+      </w:r>
+    </w:p>
+    <w:p>
+      <w:r>
+        <w:pict w14:anchorId="3CAEC153">
+          <v:rect id="_x0000_i1412" style="width:0;height:1.5pt" o:hralign="center" o:hrstd="t" o:hr="t" fillcolor="#a0a0a0" stroked="f"/>
+        </w:pict>
+      </w:r>
+    </w:p>
+    <w:p>
+      <w:pPr>
+        <w:pStyle w:val="Heading3"/>
+      </w:pPr>
+      <w:r>
+        <w:rPr>
+          <w:rFonts w:ascii="Segoe UI Emoji" w:hAnsi="Segoe UI Emoji" w:cs="Segoe UI Emoji"/>
+        </w:rPr>
+        <w:t>💡</w:t>
+      </w:r>
+      <w:r>
+        <w:t xml:space="preserve"> Difference</w:t>
+      </w:r>
+    </w:p>
+    <w:p>
+      <w:r>
+        <w:t>Merge → simple, messy history</w:t>
+      </w:r>
+      <w:r>
+        <w:br/>
+        <w:t>Rebase → clean, professional</w:t>
+      </w:r>
+    </w:p>
+    <w:p>
+      <w:r>
+        <w:pict w14:anchorId="173B5E61">
+          <v:rect id="_x0000_i1413" style="width:0;height:1.5pt" o:hralign="center" o:hrstd="t" o:hr="t" fillcolor="#a0a0a0" stroked="f"/>
+        </w:pict>
+      </w:r>
+    </w:p>
+    <w:p>
+      <w:pPr>
+        <w:pStyle w:val="Heading2"/>
+      </w:pPr>
+      <w:r>
+        <w:rPr>
+          <w:rFonts w:ascii="Segoe UI Emoji" w:hAnsi="Segoe UI Emoji" w:cs="Segoe UI Emoji"/>
+        </w:rPr>
+        <w:t>🔷</w:t>
+      </w:r>
+      <w:r>
+        <w:t xml:space="preserve"> SECTION 9: STASH (TEMP SAVE)</w:t>
+      </w:r>
+    </w:p>
+    <w:p>
+      <w:r>
+        <w:pict w14:anchorId="5BA05ED1">
+          <v:rect id="_x0000_i1414" style="width:0;height:1.5pt" o:hralign="center" o:hrstd="t" o:hr="t" fillcolor="#a0a0a0" stroked="f"/>
+        </w:pict>
+      </w:r>
+    </w:p>
+    <w:p>
+      <w:pPr>
+        <w:pStyle w:val="Heading3"/>
+      </w:pPr>
+      <w:r>
+        <w:rPr>
+          <w:rFonts w:ascii="Segoe UI Emoji" w:hAnsi="Segoe UI Emoji" w:cs="Segoe UI Emoji"/>
+        </w:rPr>
+        <w:lastRenderedPageBreak/>
+        <w:t>🔹</w:t>
+      </w:r>
+      <w:r>
+        <w:t xml:space="preserve"> Save work</w:t>
+      </w:r>
+    </w:p>
+    <w:p>
+      <w:r>
+        <w:t>git stash</w:t>
+      </w:r>
+    </w:p>
+    <w:p>
+      <w:r>
+        <w:pict w14:anchorId="32625EE1">
+          <v:rect id="_x0000_i1415" style="width:0;height:1.5pt" o:hralign="center" o:hrstd="t" o:hr="t" fillcolor="#a0a0a0" stroked="f"/>
+        </w:pict>
+      </w:r>
+    </w:p>
+    <w:p>
+      <w:pPr>
+        <w:pStyle w:val="Heading3"/>
+      </w:pPr>
+      <w:r>
+        <w:rPr>
+          <w:rFonts w:ascii="Segoe UI Emoji" w:hAnsi="Segoe UI Emoji" w:cs="Segoe UI Emoji"/>
+        </w:rPr>
+        <w:t>🔹</w:t>
+      </w:r>
+      <w:r>
+        <w:t xml:space="preserve"> Restore</w:t>
+      </w:r>
+    </w:p>
+    <w:p>
+      <w:r>
+        <w:t>git stash pop</w:t>
+      </w:r>
+    </w:p>
+    <w:p>
+      <w:r>
+        <w:pict w14:anchorId="02DEA73F">
+          <v:rect id="_x0000_i1416" style="width:0;height:1.5pt" o:hralign="center" o:hrstd="t" o:hr="t" fillcolor="#a0a0a0" stroked="f"/>
+        </w:pict>
+      </w:r>
+    </w:p>
+    <w:p>
+      <w:pPr>
+        <w:pStyle w:val="Heading2"/>
+      </w:pPr>
+      <w:r>
+        <w:rPr>
+          <w:rFonts w:ascii="Segoe UI Emoji" w:hAnsi="Segoe UI Emoji" w:cs="Segoe UI Emoji"/>
+        </w:rPr>
+        <w:t>🔷</w:t>
+      </w:r>
+      <w:r>
+        <w:t xml:space="preserve"> SECTION 10: HISTORY &amp; DEBUGGING</w:t>
+      </w:r>
+    </w:p>
+    <w:p>
+      <w:r>
+        <w:pict w14:anchorId="32C2D6A2">
+          <v:rect id="_x0000_i1417" style="width:0;height:1.5pt" o:hralign="center" o:hrstd="t" o:hr="t" fillcolor="#a0a0a0" stroked="f"/>
+        </w:pict>
+      </w:r>
+    </w:p>
+    <w:p>
+      <w:pPr>
+        <w:pStyle w:val="Heading3"/>
+      </w:pPr>
+      <w:r>
+        <w:rPr>
+          <w:rFonts w:ascii="Segoe UI Emoji" w:hAnsi="Segoe UI Emoji" w:cs="Segoe UI Emoji"/>
+        </w:rPr>
+        <w:t>🔹</w:t>
+      </w:r>
+      <w:r>
+        <w:t xml:space="preserve"> Check status</w:t>
+      </w:r>
+    </w:p>
+    <w:p>
+      <w:r>
+        <w:t>git status</w:t>
+      </w:r>
+    </w:p>
+    <w:p>
+      <w:r>
+        <w:pict w14:anchorId="77B0C7E9">
+          <v:rect id="_x0000_i1418" style="width:0;height:1.5pt" o:hralign="center" o:hrstd="t" o:hr="t" fillcolor="#a0a0a0" stroked="f"/>
+        </w:pict>
+      </w:r>
+    </w:p>
+    <w:p>
+      <w:pPr>
+        <w:pStyle w:val="Heading3"/>
+      </w:pPr>
+      <w:r>
+        <w:rPr>
+          <w:rFonts w:ascii="Segoe UI Emoji" w:hAnsi="Segoe UI Emoji" w:cs="Segoe UI Emoji"/>
+        </w:rPr>
+        <w:t>🔹</w:t>
+      </w:r>
+      <w:r>
+        <w:t xml:space="preserve"> View commits</w:t>
+      </w:r>
+    </w:p>
+    <w:p>
+      <w:r>
+        <w:t>git log</w:t>
+      </w:r>
+    </w:p>
+    <w:p>
+      <w:r>
+        <w:pict w14:anchorId="53F23C4A">
+          <v:rect id="_x0000_i1419" style="width:0;height:1.5pt" o:hralign="center" o:hrstd="t" o:hr="t" fillcolor="#a0a0a0" stroked="f"/>
+        </w:pict>
+      </w:r>
+    </w:p>
+    <w:p>
+      <w:pPr>
+        <w:pStyle w:val="Heading3"/>
+      </w:pPr>
+      <w:r>
+        <w:rPr>
+          <w:rFonts w:ascii="Segoe UI Emoji" w:hAnsi="Segoe UI Emoji" w:cs="Segoe UI Emoji"/>
+        </w:rPr>
+        <w:t>🔹</w:t>
+      </w:r>
+      <w:r>
+        <w:t xml:space="preserve"> Clean view</w:t>
+      </w:r>
+    </w:p>
+    <w:p>
+      <w:r>
+        <w:t>git log --</w:t>
+      </w:r>
+      <w:proofErr w:type="spellStart"/>
+      <w:r>
+        <w:t>oneline</w:t>
+      </w:r>
+      <w:proofErr w:type="spellEnd"/>
+      <w:r>
+        <w:t xml:space="preserve"> --graph</w:t>
+      </w:r>
+    </w:p>
+    <w:p>
+      <w:r>
+        <w:pict w14:anchorId="0EFFCC76">
+          <v:rect id="_x0000_i1420" style="width:0;height:1.5pt" o:hralign="center" o:hrstd="t" o:hr="t" fillcolor="#a0a0a0" stroked="f"/>
+        </w:pict>
+      </w:r>
+    </w:p>
+    <w:p>
+      <w:pPr>
+        <w:pStyle w:val="Heading3"/>
+      </w:pPr>
+      <w:r>
+        <w:rPr>
+          <w:rFonts w:ascii="Segoe UI Emoji" w:hAnsi="Segoe UI Emoji" w:cs="Segoe UI Emoji"/>
+        </w:rPr>
+        <w:t>🔹</w:t>
+      </w:r>
+      <w:r>
+        <w:t xml:space="preserve"> See changes</w:t>
+      </w:r>
+    </w:p>
+    <w:p>
+      <w:r>
+        <w:t>git diff</w:t>
+      </w:r>
+    </w:p>
+    <w:p>
+      <w:r>
+        <w:pict w14:anchorId="06537BB9">
+          <v:rect id="_x0000_i1421" style="width:0;height:1.5pt" o:hralign="center" o:hrstd="t" o:hr="t" fillcolor="#a0a0a0" stroked="f"/>
+        </w:pict>
+      </w:r>
+    </w:p>
+    <w:p>
+      <w:pPr>
+        <w:pStyle w:val="Heading2"/>
+      </w:pPr>
+      <w:r>
+        <w:rPr>
+          <w:rFonts w:ascii="Segoe UI Emoji" w:hAnsi="Segoe UI Emoji" w:cs="Segoe UI Emoji"/>
+        </w:rPr>
+        <w:t>🔷</w:t>
+      </w:r>
+      <w:r>
+        <w:t xml:space="preserve"> SECTION 11: UNDO MISTAKES</w:t>
+      </w:r>
+    </w:p>
+    <w:p>
+      <w:r>
+        <w:pict w14:anchorId="4BBE2C2B">
+          <v:rect id="_x0000_i1422" style="width:0;height:1.5pt" o:hralign="center" o:hrstd="t" o:hr="t" fillcolor="#a0a0a0" stroked="f"/>
+        </w:pict>
+      </w:r>
+    </w:p>
+    <w:p>
+      <w:pPr>
+        <w:pStyle w:val="Heading3"/>
+      </w:pPr>
+      <w:r>
+        <w:rPr>
+          <w:rFonts w:ascii="Segoe UI Emoji" w:hAnsi="Segoe UI Emoji" w:cs="Segoe UI Emoji"/>
+        </w:rPr>
+        <w:t>🔹</w:t>
+      </w:r>
+      <w:r>
+        <w:t xml:space="preserve"> Undo staging</w:t>
+      </w:r>
+    </w:p>
+    <w:p>
+      <w:r>
+        <w:t>git reset file.py</w:t>
+      </w:r>
+    </w:p>
+    <w:p>
+      <w:r>
+        <w:pict w14:anchorId="59B13DCB">
+          <v:rect id="_x0000_i1423" style="width:0;height:1.5pt" o:hralign="center" o:hrstd="t" o:hr="t" fillcolor="#a0a0a0" stroked="f"/>
+        </w:pict>
+      </w:r>
+    </w:p>
+    <w:p>
+      <w:pPr>
+        <w:pStyle w:val="Heading3"/>
+      </w:pPr>
+      <w:r>
+        <w:rPr>
+          <w:rFonts w:ascii="Segoe UI Emoji" w:hAnsi="Segoe UI Emoji" w:cs="Segoe UI Emoji"/>
+        </w:rPr>
+        <w:t>🔹</w:t>
+      </w:r>
+      <w:r>
+        <w:t xml:space="preserve"> Undo last commit (keep code)</w:t>
+      </w:r>
+    </w:p>
+    <w:p>
+      <w:r>
+        <w:t>git reset --soft HEAD~1</w:t>
+      </w:r>
+    </w:p>
+    <w:p>
+      <w:r>
+        <w:pict w14:anchorId="7F9C7C38">
+          <v:rect id="_x0000_i1424" style="width:0;height:1.5pt" o:hralign="center" o:hrstd="t" o:hr="t" fillcolor="#a0a0a0" stroked="f"/>
+        </w:pict>
+      </w:r>
+    </w:p>
+    <w:p>
+      <w:pPr>
+        <w:pStyle w:val="Heading3"/>
+      </w:pPr>
+      <w:r>
+        <w:rPr>
+          <w:rFonts w:ascii="Segoe UI Emoji" w:hAnsi="Segoe UI Emoji" w:cs="Segoe UI Emoji"/>
+        </w:rPr>
+        <w:t>🔹</w:t>
+      </w:r>
+      <w:r>
+        <w:t xml:space="preserve"> Undo everything</w:t>
+      </w:r>
+    </w:p>
+    <w:p>
+      <w:r>
+        <w:t>git reset --hard HEAD~1</w:t>
+      </w:r>
+    </w:p>
+    <w:p>
+      <w:r>
+        <w:rPr>
+          <w:rFonts w:ascii="Segoe UI Emoji" w:hAnsi="Segoe UI Emoji" w:cs="Segoe UI Emoji"/>
+        </w:rPr>
+        <w:t>⚠️</w:t>
+      </w:r>
+      <w:r>
+        <w:t xml:space="preserve"> Dangerous</w:t>
+      </w:r>
+    </w:p>
+    <w:p>
+      <w:r>
+        <w:pict w14:anchorId="31566AA1">
+          <v:rect id="_x0000_i1425" style="width:0;height:1.5pt" o:hralign="center" o:hrstd="t" o:hr="t" fillcolor="#a0a0a0" stroked="f"/>
+        </w:pict>
+      </w:r>
+    </w:p>
+    <w:p>
+      <w:pPr>
+        <w:pStyle w:val="Heading2"/>
+      </w:pPr>
+      <w:r>
+        <w:rPr>
+          <w:rFonts w:ascii="Segoe UI Emoji" w:hAnsi="Segoe UI Emoji" w:cs="Segoe UI Emoji"/>
+        </w:rPr>
+        <w:lastRenderedPageBreak/>
+        <w:t>🔷</w:t>
+      </w:r>
+      <w:r>
+        <w:t xml:space="preserve"> SECTION 12: REMOTE OPERATIONS</w:t>
+      </w:r>
+    </w:p>
+    <w:p>
+      <w:r>
+        <w:pict w14:anchorId="5B4566BF">
+          <v:rect id="_x0000_i1426" style="width:0;height:1.5pt" o:hralign="center" o:hrstd="t" o:hr="t" fillcolor="#a0a0a0" stroked="f"/>
+        </w:pict>
+      </w:r>
+    </w:p>
+    <w:p>
+      <w:pPr>
+        <w:pStyle w:val="Heading3"/>
+      </w:pPr>
+      <w:r>
+        <w:rPr>
+          <w:rFonts w:ascii="Segoe UI Emoji" w:hAnsi="Segoe UI Emoji" w:cs="Segoe UI Emoji"/>
+        </w:rPr>
+        <w:t>🔹</w:t>
+      </w:r>
+      <w:r>
+        <w:t xml:space="preserve"> Check remote</w:t>
+      </w:r>
+    </w:p>
+    <w:p>
+      <w:r>
+        <w:t>git remote -v</w:t>
+      </w:r>
+    </w:p>
+    <w:p>
+      <w:r>
+        <w:pict w14:anchorId="10839970">
+          <v:rect id="_x0000_i1427" style="width:0;height:1.5pt" o:hralign="center" o:hrstd="t" o:hr="t" fillcolor="#a0a0a0" stroked="f"/>
+        </w:pict>
+      </w:r>
+    </w:p>
+    <w:p>
+      <w:pPr>
+        <w:pStyle w:val="Heading3"/>
+      </w:pPr>
+      <w:r>
+        <w:rPr>
+          <w:rFonts w:ascii="Segoe UI Emoji" w:hAnsi="Segoe UI Emoji" w:cs="Segoe UI Emoji"/>
+        </w:rPr>
+        <w:t>🔹</w:t>
+      </w:r>
+      <w:r>
+        <w:t xml:space="preserve"> Fetch only</w:t>
+      </w:r>
+    </w:p>
+    <w:p>
+      <w:r>
+        <w:t>git fetch</w:t>
+      </w:r>
+    </w:p>
+    <w:p>
+      <w:r>
+        <w:pict w14:anchorId="23A20E51">
+          <v:rect id="_x0000_i1428" style="width:0;height:1.5pt" o:hralign="center" o:hrstd="t" o:hr="t" fillcolor="#a0a0a0" stroked="f"/>
+        </w:pict>
+      </w:r>
+    </w:p>
+    <w:p>
+      <w:pPr>
+        <w:pStyle w:val="Heading3"/>
+      </w:pPr>
+      <w:r>
+        <w:rPr>
+          <w:rFonts w:ascii="Segoe UI Emoji" w:hAnsi="Segoe UI Emoji" w:cs="Segoe UI Emoji"/>
+        </w:rPr>
+        <w:t>🔹</w:t>
+      </w:r>
+      <w:r>
+        <w:t xml:space="preserve"> Pull (fetch + merge)</w:t>
+      </w:r>
+    </w:p>
+    <w:p>
+      <w:r>
+        <w:t xml:space="preserve">git </w:t>
+      </w:r>
+      <w:proofErr w:type="gramStart"/>
+      <w:r>
+        <w:t>pull</w:t>
+      </w:r>
+      <w:proofErr w:type="gramEnd"/>
+    </w:p>
+    <w:p>
+      <w:r>
+        <w:pict w14:anchorId="1B0C0ED9">
+          <v:rect id="_x0000_i1429" style="width:0;height:1.5pt" o:hralign="center" o:hrstd="t" o:hr="t" fillcolor="#a0a0a0" stroked="f"/>
+        </w:pict>
+      </w:r>
+    </w:p>
+    <w:p>
+      <w:pPr>
+        <w:pStyle w:val="Heading3"/>
+      </w:pPr>
+      <w:r>
+        <w:rPr>
+          <w:rFonts w:ascii="Segoe UI Emoji" w:hAnsi="Segoe UI Emoji" w:cs="Segoe UI Emoji"/>
+        </w:rPr>
+        <w:t>🔹</w:t>
+      </w:r>
+      <w:r>
+        <w:t xml:space="preserve"> Push</w:t>
+      </w:r>
+    </w:p>
+    <w:p>
+      <w:r>
+        <w:t>git push origin branch-name</w:t>
+      </w:r>
+    </w:p>
+    <w:p>
+      <w:r>
+        <w:pict w14:anchorId="38A25102">
+          <v:rect id="_x0000_i1430" style="width:0;height:1.5pt" o:hralign="center" o:hrstd="t" o:hr="t" fillcolor="#a0a0a0" stroked="f"/>
+        </w:pict>
+      </w:r>
+    </w:p>
+    <w:p>
+      <w:pPr>
+        <w:pStyle w:val="Heading2"/>
+      </w:pPr>
+      <w:r>
+        <w:rPr>
+          <w:rFonts w:ascii="Segoe UI Emoji" w:hAnsi="Segoe UI Emoji" w:cs="Segoe UI Emoji"/>
+        </w:rPr>
+        <w:t>🔷</w:t>
+      </w:r>
+      <w:r>
+        <w:t xml:space="preserve"> SECTION 13</w:t>
+      </w:r>
+      <w:proofErr w:type="gramStart"/>
+      <w:r>
+        <w:t>: .</w:t>
+      </w:r>
+      <w:proofErr w:type="spellStart"/>
+      <w:r>
+        <w:t>gitignore</w:t>
+      </w:r>
+      <w:proofErr w:type="spellEnd"/>
+      <w:proofErr w:type="gramEnd"/>
+      <w:r>
+        <w:t xml:space="preserve"> (IMPORTANT)</w:t>
+      </w:r>
+    </w:p>
+    <w:p>
+      <w:r>
+        <w:pict w14:anchorId="460A79B7">
+          <v:rect id="_x0000_i1431" style="width:0;height:1.5pt" o:hralign="center" o:hrstd="t" o:hr="t" fillcolor="#a0a0a0" stroked="f"/>
+        </w:pict>
+      </w:r>
+    </w:p>
+    <w:p>
+      <w:r>
+        <w:t>__</w:t>
+      </w:r>
+      <w:proofErr w:type="spellStart"/>
+      <w:r>
+        <w:t>pycache</w:t>
+      </w:r>
+      <w:proofErr w:type="spellEnd"/>
+      <w:r>
+        <w:t>__/</w:t>
+      </w:r>
+      <w:r>
+        <w:br/>
+        <w:t>.env</w:t>
+      </w:r>
+      <w:r>
+        <w:br/>
+      </w:r>
+      <w:proofErr w:type="spellStart"/>
+      <w:r>
+        <w:t>venv</w:t>
+      </w:r>
+      <w:proofErr w:type="spellEnd"/>
+      <w:r>
+        <w:t>/</w:t>
+      </w:r>
+      <w:r>
+        <w:br/>
+        <w:t>*.log</w:t>
+      </w:r>
+    </w:p>
+    <w:p>
+      <w:r>
+        <w:rPr>
+          <w:rFonts w:ascii="Segoe UI Emoji" w:hAnsi="Segoe UI Emoji" w:cs="Segoe UI Emoji"/>
+        </w:rPr>
+        <w:t>👉</w:t>
+      </w:r>
+      <w:r>
+        <w:t xml:space="preserve"> Avoid unnecessary files</w:t>
+      </w:r>
+    </w:p>
+    <w:p>
+      <w:r>
+        <w:pict w14:anchorId="1AEC3FF8">
+          <v:rect id="_x0000_i1432" style="width:0;height:1.5pt" o:hralign="center" o:hrstd="t" o:hr="t" fillcolor="#a0a0a0" stroked="f"/>
+        </w:pict>
+      </w:r>
+    </w:p>
+    <w:p>
+      <w:pPr>
+        <w:pStyle w:val="Heading2"/>
+      </w:pPr>
+      <w:r>
+        <w:rPr>
+          <w:rFonts w:ascii="Segoe UI Emoji" w:hAnsi="Segoe UI Emoji" w:cs="Segoe UI Emoji"/>
+        </w:rPr>
+        <w:t>🔷</w:t>
+      </w:r>
+      <w:r>
+        <w:t xml:space="preserve"> SECTION 14: PRODUCTION BEST PRACTICES</w:t>
+      </w:r>
+    </w:p>
+    <w:p>
+      <w:r>
+        <w:pict w14:anchorId="745EC271">
+          <v:rect id="_x0000_i1433" style="width:0;height:1.5pt" o:hralign="center" o:hrstd="t" o:hr="t" fillcolor="#a0a0a0" stroked="f"/>
+        </w:pict>
+      </w:r>
+    </w:p>
+    <w:p>
+      <w:pPr>
+        <w:rPr>
+          <w:b/>
+          <w:bCs/>
+        </w:rPr>
+      </w:pPr>
+      <w:r>
+        <w:rPr>
+          <w:rFonts w:ascii="Segoe UI Emoji" w:hAnsi="Segoe UI Emoji" w:cs="Segoe UI Emoji"/>
+          <w:b/>
+          <w:bCs/>
+        </w:rPr>
+        <w:t>✅</w:t>
+      </w:r>
+      <w:r>
+        <w:rPr>
+          <w:b/>
+          <w:bCs/>
+        </w:rPr>
+        <w:t xml:space="preserve"> DO</w:t>
+      </w:r>
+    </w:p>
+    <w:p>
+      <w:r>
+        <w:rPr>
+          <w:rFonts w:ascii="Segoe UI Symbol" w:hAnsi="Segoe UI Symbol" w:cs="Segoe UI Symbol"/>
+        </w:rPr>
+        <w:t>✔</w:t>
+      </w:r>
+      <w:r>
+        <w:t xml:space="preserve"> One branch per developer</w:t>
+      </w:r>
+      <w:r>
+        <w:br/>
+      </w:r>
+      <w:r>
+        <w:rPr>
+          <w:rFonts w:ascii="Segoe UI Symbol" w:hAnsi="Segoe UI Symbol" w:cs="Segoe UI Symbol"/>
+        </w:rPr>
+        <w:t>✔</w:t>
+      </w:r>
+      <w:r>
+        <w:t xml:space="preserve"> Pull/rebase before PR</w:t>
+      </w:r>
+      <w:r>
+        <w:br/>
+      </w:r>
+      <w:r>
+        <w:rPr>
+          <w:rFonts w:ascii="Segoe UI Symbol" w:hAnsi="Segoe UI Symbol" w:cs="Segoe UI Symbol"/>
+        </w:rPr>
+        <w:t>✔</w:t>
+      </w:r>
+      <w:r>
+        <w:t xml:space="preserve"> Write meaningful commits</w:t>
+      </w:r>
+      <w:r>
+        <w:br/>
+      </w:r>
+      <w:r>
+        <w:rPr>
+          <w:rFonts w:ascii="Segoe UI Symbol" w:hAnsi="Segoe UI Symbol" w:cs="Segoe UI Symbol"/>
+        </w:rPr>
+        <w:t>✔</w:t>
+      </w:r>
+      <w:r>
+        <w:t xml:space="preserve"> Keep commits small</w:t>
+      </w:r>
+      <w:r>
+        <w:br/>
+      </w:r>
+      <w:r>
+        <w:rPr>
+          <w:rFonts w:ascii="Segoe UI Symbol" w:hAnsi="Segoe UI Symbol" w:cs="Segoe UI Symbol"/>
+        </w:rPr>
+        <w:t>✔</w:t>
+      </w:r>
+      <w:r>
+        <w:t xml:space="preserve"> Resolve conflicts early</w:t>
+      </w:r>
+    </w:p>
+    <w:p>
+      <w:r>
+        <w:pict w14:anchorId="72564F7A">
+          <v:rect id="_x0000_i1434" style="width:0;height:1.5pt" o:hralign="center" o:hrstd="t" o:hr="t" fillcolor="#a0a0a0" stroked="f"/>
+        </w:pict>
+      </w:r>
+    </w:p>
+    <w:p>
+      <w:pPr>
+        <w:rPr>
+          <w:b/>
+          <w:bCs/>
+        </w:rPr>
+      </w:pPr>
+      <w:r>
+        <w:rPr>
+          <w:rFonts w:ascii="Segoe UI Emoji" w:hAnsi="Segoe UI Emoji" w:cs="Segoe UI Emoji"/>
+          <w:b/>
+          <w:bCs/>
+        </w:rPr>
+        <w:t>❌</w:t>
+      </w:r>
+      <w:r>
+        <w:rPr>
+          <w:b/>
+          <w:bCs/>
+        </w:rPr>
+        <w:t xml:space="preserve"> DON’T</w:t>
+      </w:r>
+    </w:p>
+    <w:p>
+      <w:r>
+        <w:rPr>
+          <w:rFonts w:ascii="Segoe UI Emoji" w:hAnsi="Segoe UI Emoji" w:cs="Segoe UI Emoji"/>
+        </w:rPr>
+        <w:t>❌</w:t>
+      </w:r>
+      <w:r>
+        <w:t xml:space="preserve"> Work directly on main</w:t>
+      </w:r>
+      <w:r>
+        <w:br/>
+      </w:r>
+      <w:r>
+        <w:rPr>
+          <w:rFonts w:ascii="Segoe UI Emoji" w:hAnsi="Segoe UI Emoji" w:cs="Segoe UI Emoji"/>
+        </w:rPr>
+        <w:t>❌</w:t>
+      </w:r>
+      <w:r>
+        <w:t xml:space="preserve"> Push without pulling</w:t>
+      </w:r>
+      <w:r>
+        <w:br/>
+      </w:r>
+      <w:r>
+        <w:rPr>
+          <w:rFonts w:ascii="Segoe UI Emoji" w:hAnsi="Segoe UI Emoji" w:cs="Segoe UI Emoji"/>
+        </w:rPr>
+        <w:lastRenderedPageBreak/>
+        <w:t>❌</w:t>
+      </w:r>
+      <w:r>
+        <w:t xml:space="preserve"> Ignore conflicts</w:t>
+      </w:r>
+      <w:r>
+        <w:br/>
+      </w:r>
+      <w:r>
+        <w:rPr>
+          <w:rFonts w:ascii="Segoe UI Emoji" w:hAnsi="Segoe UI Emoji" w:cs="Segoe UI Emoji"/>
+        </w:rPr>
+        <w:t>❌</w:t>
+      </w:r>
+      <w:r>
+        <w:t xml:space="preserve"> Use vague commit messages</w:t>
+      </w:r>
+    </w:p>
+    <w:p>
+      <w:r>
+        <w:pict w14:anchorId="7433E0D8">
+          <v:rect id="_x0000_i1435" style="width:0;height:1.5pt" o:hralign="center" o:hrstd="t" o:hr="t" fillcolor="#a0a0a0" stroked="f"/>
+        </w:pict>
+      </w:r>
+    </w:p>
+    <w:p>
+      <w:pPr>
+        <w:rPr>
+          <w:b/>
+          <w:bCs/>
+        </w:rPr>
+      </w:pPr>
+      <w:r>
+        <w:rPr>
+          <w:rFonts w:ascii="Segoe UI Emoji" w:hAnsi="Segoe UI Emoji" w:cs="Segoe UI Emoji"/>
+          <w:b/>
+          <w:bCs/>
+        </w:rPr>
+        <w:t>🔷</w:t>
+      </w:r>
+      <w:r>
+        <w:rPr>
+          <w:b/>
+          <w:bCs/>
+        </w:rPr>
+        <w:t xml:space="preserve"> SECTION 15: </w:t>
+      </w:r>
+      <w:r>
+        <w:rPr>
+          <w:rStyle w:val="Heading2Char"/>
+        </w:rPr>
+        <w:t>FINAL</w:t>
+      </w:r>
+      <w:r>
+        <w:rPr>
+          <w:b/>
+          <w:bCs/>
+        </w:rPr>
+        <w:t xml:space="preserve"> FLOW (REAL PROJECT)</w:t>
+      </w:r>
+    </w:p>
+    <w:p>
+      <w:r>
+        <w:pict w14:anchorId="0545C378">
+          <v:rect id="_x0000_i1436" style="width:0;height:1.5pt" o:hralign="center" o:hrstd="t" o:hr="t" fillcolor="#a0a0a0" stroked="f"/>
+        </w:pict>
+      </w:r>
+    </w:p>
+    <w:p>
+      <w:r>
+        <w:t>1. git pull origin main</w:t>
+      </w:r>
+      <w:r>
+        <w:br/>
+        <w:t>2. git checkout -b feature/task</w:t>
+      </w:r>
+      <w:r>
+        <w:br/>
+        <w:t>3. code changes</w:t>
+      </w:r>
+      <w:r>
+        <w:br/>
+        <w:t xml:space="preserve">4. git </w:t>
+      </w:r>
+      <w:proofErr w:type="gramStart"/>
+      <w:r>
+        <w:t>add .</w:t>
+      </w:r>
+      <w:proofErr w:type="gramEnd"/>
+      <w:r>
+        <w:br/>
+        <w:t>5. git commit -m "feat: ..."</w:t>
+      </w:r>
+      <w:r>
+        <w:br/>
+        <w:t>6. git push origin feature/task</w:t>
+      </w:r>
+      <w:r>
+        <w:br/>
+        <w:t>7. Create PR (GitHub)</w:t>
+      </w:r>
+      <w:r>
+        <w:br/>
+        <w:t>8. Review + Merge</w:t>
+      </w:r>
+      <w:r>
+        <w:br/>
+        <w:t>9. git checkout main</w:t>
+      </w:r>
+      <w:r>
+        <w:br/>
+        <w:t>10. git pull origin main</w:t>
+      </w:r>
+    </w:p>
+    <w:p>
+      <w:r>
+        <w:pict w14:anchorId="606895F4">
+          <v:rect id="_x0000_i1437" style="width:0;height:1.5pt" o:hralign="center" o:hrstd="t" o:hr="t" fillcolor="#a0a0a0" stroked="f"/>
+        </w:pict>
+      </w:r>
+    </w:p>
+    <w:p>
+      <w:pPr>
+        <w:pStyle w:val="Heading2"/>
+      </w:pPr>
+      <w:r>
+        <w:rPr>
+          <w:rFonts w:ascii="Segoe UI Emoji" w:hAnsi="Segoe UI Emoji" w:cs="Segoe UI Emoji"/>
+        </w:rPr>
+        <w:t>🔥</w:t>
+      </w:r>
+      <w:r>
+        <w:t xml:space="preserve"> FINAL MEMORY BLOCK</w:t>
+      </w:r>
+    </w:p>
+    <w:p>
+      <w:r>
+        <w:t>origin = GitHub repo</w:t>
+      </w:r>
+      <w:r>
+        <w:br/>
+        <w:t>main = shared branch</w:t>
+      </w:r>
+      <w:r>
+        <w:br/>
+        <w:t>feature = your work</w:t>
+      </w:r>
+      <w:r>
+        <w:br/>
+        <w:t>commit = save</w:t>
+      </w:r>
+      <w:r>
+        <w:br/>
+        <w:t>push = upload</w:t>
+      </w:r>
+      <w:r>
+        <w:br/>
+        <w:t>pull = download</w:t>
+      </w:r>
+      <w:r>
+        <w:br/>
+        <w:t>PR = merge request</w:t>
       </w:r>
     </w:p>
     <w:p/>
@@ -564,7 +2624,7 @@
 </file>
 
 <file path=word/numbering.xml><?xml version="1.0" encoding="utf-8"?>
-<w:numbering xmlns:wpc="http://schemas.microsoft.com/office/word/2010/wordprocessingCanvas" xmlns:cx="http://schemas.microsoft.com/office/drawing/2014/chartex" xmlns:cx1="http://schemas.microsoft.com/office/drawing/2015/9/8/chartex" xmlns:cx2="http://schemas.microsoft.com/office/drawing/2015/10/21/chartex" xmlns:cx3="http://schemas.microsoft.com/office/drawing/2016/5/9/chartex" xmlns:cx4="http://schemas.microsoft.com/office/drawing/2016/5/10/chartex" xmlns:cx5="http://schemas.microsoft.com/office/drawing/2016/5/11/chartex" xmlns:cx6="http://schemas.microsoft.com/office/drawing/2016/5/12/chartex" xmlns:cx7="http://schemas.microsoft.com/office/drawing/2016/5/13/chartex" xmlns:cx8="http://schemas.microsoft.com/office/drawing/2016/5/14/chartex" xmlns:mc="http://schemas.openxmlformats.org/markup-compatibility/2006" xmlns:aink="http://schemas.microsoft.com/office/drawing/2016/ink" xmlns:am3d="http://schemas.microsoft.com/office/drawing/2017/model3d" xmlns:o="urn:schemas-microsoft-com:office:office" xmlns:oel="http://schemas.microsoft.com/office/2019/extlst" xmlns:r="http://schemas.openxmlformats.org/officeDocument/2006/relationships" xmlns:m="http://schemas.openxmlformats.org/officeDocument/2006/math" xmlns:v="urn:schemas-microsoft-com:vml" xmlns:wp14="http://schemas.microsoft.com/office/word/2010/wordprocessingDrawing" xmlns:wp="http://schemas.openxmlformats.org/drawingml/2006/wordprocessingDrawing" xmlns:w10="urn:schemas-microsoft-com:office:word" xmlns:w="http://schemas.openxmlformats.org/wordprocessingml/2006/main" xmlns:w14="http://schemas.microsoft.com/office/word/2010/wordml" xmlns:w15="http://schemas.microsoft.com/office/word/2012/wordml" xmlns:w16cex="http://schemas.microsoft.com/office/word/2018/wordml/cex" xmlns:w16cid="http://schemas.microsoft.com/office/word/2016/wordml/cid" xmlns:w16="http://schemas.microsoft.com/office/word/2018/wordml" xmlns:w16du="http://schemas.microsoft.com/office/word/2023/wordml/word16du" xmlns:w16sdtdh="http://schemas.microsoft.com/office/word/2020/wordml/sdtdatahash" xmlns:w16se="http://schemas.microsoft.com/office/word/2015/wordml/symex" xmlns:wpg="http://schemas.microsoft.com/office/word/2010/wordprocessingGroup" xmlns:wpi="http://schemas.microsoft.com/office/word/2010/wordprocessingInk" xmlns:wne="http://schemas.microsoft.com/office/word/2006/wordml" xmlns:wps="http://schemas.microsoft.com/office/word/2010/wordprocessingShape" mc:Ignorable="w14 w15 w16se w16cid w16 w16cex w16sdtdh w16du wp14">
+<w:numbering xmlns:wpc="http://schemas.microsoft.com/office/word/2010/wordprocessingCanvas" xmlns:cx="http://schemas.microsoft.com/office/drawing/2014/chartex" xmlns:cx1="http://schemas.microsoft.com/office/drawing/2015/9/8/chartex" xmlns:cx2="http://schemas.microsoft.com/office/drawing/2015/10/21/chartex" xmlns:cx3="http://schemas.microsoft.com/office/drawing/2016/5/9/chartex" xmlns:cx4="http://schemas.microsoft.com/office/drawing/2016/5/10/chartex" xmlns:cx5="http://schemas.microsoft.com/office/drawing/2016/5/11/chartex" xmlns:cx6="http://schemas.microsoft.com/office/drawing/2016/5/12/chartex" xmlns:cx7="http://schemas.microsoft.com/office/drawing/2016/5/13/chartex" xmlns:cx8="http://schemas.microsoft.com/office/drawing/2016/5/14/chartex" xmlns:mc="http://schemas.openxmlformats.org/markup-compatibility/2006" xmlns:aink="http://schemas.microsoft.com/office/drawing/2016/ink" xmlns:am3d="http://schemas.microsoft.com/office/drawing/2017/model3d" xmlns:o="urn:schemas-microsoft-com:office:office" xmlns:oel="http://schemas.microsoft.com/office/2019/extlst" xmlns:r="http://schemas.openxmlformats.org/officeDocument/2006/relationships" xmlns:m="http://schemas.openxmlformats.org/officeDocument/2006/math" xmlns:v="urn:schemas-microsoft-com:vml" xmlns:wp14="http://schemas.microsoft.com/office/word/2010/wordprocessingDrawing" xmlns:wp="http://schemas.openxmlformats.org/drawingml/2006/wordprocessingDrawing" xmlns:w10="urn:schemas-microsoft-com:office:word" xmlns:w="http://schemas.openxmlformats.org/wordprocessingml/2006/main" xmlns:w14="http://schemas.microsoft.com/office/word/2010/wordml" xmlns:w15="http://schemas.microsoft.com/office/word/2012/wordml" xmlns:w16cex="http://schemas.microsoft.com/office/word/2018/wordml/cex" xmlns:w16cid="http://schemas.microsoft.com/office/word/2016/wordml/cid" xmlns:w16="http://schemas.microsoft.com/office/word/2018/wordml" xmlns:w16du="http://schemas.microsoft.com/office/word/2023/wordml/word16du" xmlns:w16sdtdh="http://schemas.microsoft.com/office/word/2020/wordml/sdtdatahash" xmlns:w16sdtfl="http://schemas.microsoft.com/office/word/2024/wordml/sdtformatlock" xmlns:w16se="http://schemas.microsoft.com/office/word/2015/wordml/symex" xmlns:wpg="http://schemas.microsoft.com/office/word/2010/wordprocessingGroup" xmlns:wpi="http://schemas.microsoft.com/office/word/2010/wordprocessingInk" xmlns:wne="http://schemas.microsoft.com/office/word/2006/wordml" xmlns:wps="http://schemas.microsoft.com/office/word/2010/wordprocessingShape" mc:Ignorable="w14 w15 w16se w16cid w16 w16cex w16sdtdh w16sdtfl w16du wp14">
   <w:abstractNum w:abstractNumId="0" w15:restartNumberingAfterBreak="0">
     <w:nsid w:val="10C34BD8"/>
     <w:multiLevelType w:val="multilevel"/>
@@ -1177,7 +3237,7 @@
 </file>
 
 <file path=word/styles.xml><?xml version="1.0" encoding="utf-8"?>
-<w:styles xmlns:mc="http://schemas.openxmlformats.org/markup-compatibility/2006" xmlns:r="http://schemas.openxmlformats.org/officeDocument/2006/relationships" xmlns:w="http://schemas.openxmlformats.org/wordprocessingml/2006/main" xmlns:w14="http://schemas.microsoft.com/office/word/2010/wordml" xmlns:w15="http://schemas.microsoft.com/office/word/2012/wordml" xmlns:w16cex="http://schemas.microsoft.com/office/word/2018/wordml/cex" xmlns:w16cid="http://schemas.microsoft.com/office/word/2016/wordml/cid" xmlns:w16="http://schemas.microsoft.com/office/word/2018/wordml" xmlns:w16du="http://schemas.microsoft.com/office/word/2023/wordml/word16du" xmlns:w16sdtdh="http://schemas.microsoft.com/office/word/2020/wordml/sdtdatahash" xmlns:w16se="http://schemas.microsoft.com/office/word/2015/wordml/symex" mc:Ignorable="w14 w15 w16se w16cid w16 w16cex w16sdtdh w16du">
+<w:styles xmlns:mc="http://schemas.openxmlformats.org/markup-compatibility/2006" xmlns:r="http://schemas.openxmlformats.org/officeDocument/2006/relationships" xmlns:w="http://schemas.openxmlformats.org/wordprocessingml/2006/main" xmlns:w14="http://schemas.microsoft.com/office/word/2010/wordml" xmlns:w15="http://schemas.microsoft.com/office/word/2012/wordml" xmlns:w16cex="http://schemas.microsoft.com/office/word/2018/wordml/cex" xmlns:w16cid="http://schemas.microsoft.com/office/word/2016/wordml/cid" xmlns:w16="http://schemas.microsoft.com/office/word/2018/wordml" xmlns:w16du="http://schemas.microsoft.com/office/word/2023/wordml/word16du" xmlns:w16sdtdh="http://schemas.microsoft.com/office/word/2020/wordml/sdtdatahash" xmlns:w16sdtfl="http://schemas.microsoft.com/office/word/2024/wordml/sdtformatlock" xmlns:w16se="http://schemas.microsoft.com/office/word/2015/wordml/symex" mc:Ignorable="w14 w15 w16se w16cid w16 w16cex w16sdtdh w16sdtfl w16du">
   <w:docDefaults>
     <w:rPrDefault>
       <w:rPr>
@@ -1577,6 +3637,71 @@
     <w:name w:val="Normal"/>
     <w:qFormat/>
   </w:style>
+  <w:style w:type="paragraph" w:styleId="Heading1">
+    <w:name w:val="heading 1"/>
+    <w:basedOn w:val="Normal"/>
+    <w:next w:val="Normal"/>
+    <w:link w:val="Heading1Char"/>
+    <w:uiPriority w:val="9"/>
+    <w:qFormat/>
+    <w:rsid w:val="00C917B7"/>
+    <w:pPr>
+      <w:keepNext/>
+      <w:keepLines/>
+      <w:spacing w:before="240" w:after="0"/>
+      <w:outlineLvl w:val="0"/>
+    </w:pPr>
+    <w:rPr>
+      <w:rFonts w:asciiTheme="majorHAnsi" w:eastAsiaTheme="majorEastAsia" w:hAnsiTheme="majorHAnsi" w:cstheme="majorBidi"/>
+      <w:color w:val="2F5496" w:themeColor="accent1" w:themeShade="BF"/>
+      <w:sz w:val="32"/>
+      <w:szCs w:val="32"/>
+    </w:rPr>
+  </w:style>
+  <w:style w:type="paragraph" w:styleId="Heading2">
+    <w:name w:val="heading 2"/>
+    <w:basedOn w:val="Normal"/>
+    <w:next w:val="Normal"/>
+    <w:link w:val="Heading2Char"/>
+    <w:uiPriority w:val="9"/>
+    <w:unhideWhenUsed/>
+    <w:qFormat/>
+    <w:rsid w:val="00C917B7"/>
+    <w:pPr>
+      <w:keepNext/>
+      <w:keepLines/>
+      <w:spacing w:before="40" w:after="0"/>
+      <w:outlineLvl w:val="1"/>
+    </w:pPr>
+    <w:rPr>
+      <w:rFonts w:asciiTheme="majorHAnsi" w:eastAsiaTheme="majorEastAsia" w:hAnsiTheme="majorHAnsi" w:cstheme="majorBidi"/>
+      <w:color w:val="2F5496" w:themeColor="accent1" w:themeShade="BF"/>
+      <w:sz w:val="26"/>
+      <w:szCs w:val="26"/>
+    </w:rPr>
+  </w:style>
+  <w:style w:type="paragraph" w:styleId="Heading3">
+    <w:name w:val="heading 3"/>
+    <w:basedOn w:val="Normal"/>
+    <w:next w:val="Normal"/>
+    <w:link w:val="Heading3Char"/>
+    <w:uiPriority w:val="9"/>
+    <w:unhideWhenUsed/>
+    <w:qFormat/>
+    <w:rsid w:val="00C917B7"/>
+    <w:pPr>
+      <w:keepNext/>
+      <w:keepLines/>
+      <w:spacing w:before="40" w:after="0"/>
+      <w:outlineLvl w:val="2"/>
+    </w:pPr>
+    <w:rPr>
+      <w:rFonts w:asciiTheme="majorHAnsi" w:eastAsiaTheme="majorEastAsia" w:hAnsiTheme="majorHAnsi" w:cstheme="majorBidi"/>
+      <w:color w:val="1F3763" w:themeColor="accent1" w:themeShade="7F"/>
+      <w:sz w:val="24"/>
+      <w:szCs w:val="24"/>
+    </w:rPr>
+  </w:style>
   <w:style w:type="character" w:default="1" w:styleId="DefaultParagraphFont">
     <w:name w:val="Default Paragraph Font"/>
     <w:uiPriority w:val="1"/>
@@ -1602,6 +3727,45 @@
     <w:uiPriority w:val="99"/>
     <w:semiHidden/>
     <w:unhideWhenUsed/>
+  </w:style>
+  <w:style w:type="character" w:customStyle="1" w:styleId="Heading1Char">
+    <w:name w:val="Heading 1 Char"/>
+    <w:basedOn w:val="DefaultParagraphFont"/>
+    <w:link w:val="Heading1"/>
+    <w:uiPriority w:val="9"/>
+    <w:rsid w:val="00C917B7"/>
+    <w:rPr>
+      <w:rFonts w:asciiTheme="majorHAnsi" w:eastAsiaTheme="majorEastAsia" w:hAnsiTheme="majorHAnsi" w:cstheme="majorBidi"/>
+      <w:color w:val="2F5496" w:themeColor="accent1" w:themeShade="BF"/>
+      <w:sz w:val="32"/>
+      <w:szCs w:val="32"/>
+    </w:rPr>
+  </w:style>
+  <w:style w:type="character" w:customStyle="1" w:styleId="Heading2Char">
+    <w:name w:val="Heading 2 Char"/>
+    <w:basedOn w:val="DefaultParagraphFont"/>
+    <w:link w:val="Heading2"/>
+    <w:uiPriority w:val="9"/>
+    <w:rsid w:val="00C917B7"/>
+    <w:rPr>
+      <w:rFonts w:asciiTheme="majorHAnsi" w:eastAsiaTheme="majorEastAsia" w:hAnsiTheme="majorHAnsi" w:cstheme="majorBidi"/>
+      <w:color w:val="2F5496" w:themeColor="accent1" w:themeShade="BF"/>
+      <w:sz w:val="26"/>
+      <w:szCs w:val="26"/>
+    </w:rPr>
+  </w:style>
+  <w:style w:type="character" w:customStyle="1" w:styleId="Heading3Char">
+    <w:name w:val="Heading 3 Char"/>
+    <w:basedOn w:val="DefaultParagraphFont"/>
+    <w:link w:val="Heading3"/>
+    <w:uiPriority w:val="9"/>
+    <w:rsid w:val="00C917B7"/>
+    <w:rPr>
+      <w:rFonts w:asciiTheme="majorHAnsi" w:eastAsiaTheme="majorEastAsia" w:hAnsiTheme="majorHAnsi" w:cstheme="majorBidi"/>
+      <w:color w:val="1F3763" w:themeColor="accent1" w:themeShade="7F"/>
+      <w:sz w:val="24"/>
+      <w:szCs w:val="24"/>
+    </w:rPr>
   </w:style>
 </w:styles>
 </file>
